--- a/Documentation/Week 7/Minutes_Group21_Wk7.docx
+++ b/Documentation/Week 7/Minutes_Group21_Wk7.docx
@@ -67,7 +67,7 @@
           <w:szCs w:val="48"/>
           <w:lang w:val="en-US"/>
         </w:rPr>
-        <w:t>6</w:t>
+        <w:t>7</w:t>
       </w:r>
     </w:p>
     <w:p>
@@ -89,7 +89,7 @@
           <w:szCs w:val="32"/>
           <w:lang w:val="en-US"/>
         </w:rPr>
-        <w:t>26</w:t>
+        <w:t>9</w:t>
       </w:r>
       <w:r>
         <w:rPr>
@@ -105,7 +105,15 @@
           <w:szCs w:val="32"/>
           <w:lang w:val="en-US"/>
         </w:rPr>
-        <w:t>08</w:t>
+        <w:t>0</w:t>
+      </w:r>
+      <w:r>
+        <w:rPr>
+          <w:sz w:val="32"/>
+          <w:szCs w:val="32"/>
+          <w:lang w:val="en-US"/>
+        </w:rPr>
+        <w:t>9</w:t>
       </w:r>
       <w:r>
         <w:rPr>
@@ -142,13 +150,7 @@
         <w:rPr>
           <w:lang w:val="en-US"/>
         </w:rPr>
-        <w:t>Dylan, Dhava, Lithasa, Murphy</w:t>
-      </w:r>
-      <w:r>
-        <w:rPr>
-          <w:lang w:val="en-US"/>
-        </w:rPr>
-        <w:t>, Terry</w:t>
+        <w:t>Dylan, Lithasa, Murphy</w:t>
       </w:r>
     </w:p>
     <w:p>
@@ -166,6 +168,18 @@
           <w:lang w:val="en-US"/>
         </w:rPr>
         <w:t xml:space="preserve">Apologies: </w:t>
+      </w:r>
+      <w:r>
+        <w:rPr>
+          <w:lang w:val="en-US"/>
+        </w:rPr>
+        <w:t>Terry</w:t>
+      </w:r>
+      <w:r>
+        <w:rPr>
+          <w:lang w:val="en-US"/>
+        </w:rPr>
+        <w:t xml:space="preserve"> (late)</w:t>
       </w:r>
     </w:p>
     <w:p>
@@ -189,6 +203,12 @@
           <w:lang w:val="en-US"/>
         </w:rPr>
         <w:t xml:space="preserve"> </w:t>
+      </w:r>
+      <w:r>
+        <w:rPr>
+          <w:lang w:val="en-US"/>
+        </w:rPr>
+        <w:t>Dhava</w:t>
       </w:r>
     </w:p>
     <w:p>
@@ -246,7 +266,19 @@
         <w:rPr>
           <w:lang w:val="en-US"/>
         </w:rPr>
-        <w:t>12pm</w:t>
+        <w:t>1</w:t>
+      </w:r>
+      <w:r>
+        <w:rPr>
+          <w:lang w:val="en-US"/>
+        </w:rPr>
+        <w:t>1:45</w:t>
+      </w:r>
+      <w:r>
+        <w:rPr>
+          <w:lang w:val="en-US"/>
+        </w:rPr>
+        <w:t>pm</w:t>
       </w:r>
     </w:p>
     <w:tbl>
@@ -591,15 +623,7 @@
                 <w:szCs w:val="20"/>
                 <w:lang w:val="en-US"/>
               </w:rPr>
-              <w:t>Individual Sprint</w:t>
-            </w:r>
-            <w:r>
-              <w:rPr>
-                <w:sz w:val="20"/>
-                <w:szCs w:val="20"/>
-                <w:lang w:val="en-US"/>
-              </w:rPr>
-              <w:t xml:space="preserve"> 1</w:t>
+              <w:t>Client</w:t>
             </w:r>
           </w:p>
         </w:tc>
@@ -625,15 +649,328 @@
                 <w:szCs w:val="20"/>
                 <w:lang w:val="en-US"/>
               </w:rPr>
-              <w:t>Discussed deliverables</w:t>
-            </w:r>
-            <w:r>
-              <w:rPr>
-                <w:sz w:val="20"/>
-                <w:szCs w:val="20"/>
-                <w:lang w:val="en-US"/>
-              </w:rPr>
-              <w:t>:</w:t>
+              <w:t>Recorded questions:</w:t>
+            </w:r>
+          </w:p>
+          <w:p>
+            <w:pPr>
+              <w:pStyle w:val="ListParagraph"/>
+              <w:numPr>
+                <w:ilvl w:val="0"/>
+                <w:numId w:val="2"/>
+              </w:numPr>
+              <w:tabs>
+                <w:tab w:val="center" w:pos="4513"/>
+                <w:tab w:val="left" w:pos="5844"/>
+              </w:tabs>
+              <w:rPr>
+                <w:sz w:val="20"/>
+                <w:szCs w:val="20"/>
+                <w:lang w:val="en-US"/>
+              </w:rPr>
+            </w:pPr>
+            <w:r>
+              <w:rPr>
+                <w:b/>
+                <w:bCs/>
+                <w:sz w:val="20"/>
+                <w:szCs w:val="20"/>
+                <w:lang w:val="en-US"/>
+              </w:rPr>
+              <w:t xml:space="preserve">Check for required documents </w:t>
+            </w:r>
+          </w:p>
+          <w:p>
+            <w:pPr>
+              <w:pStyle w:val="ListParagraph"/>
+              <w:numPr>
+                <w:ilvl w:val="0"/>
+                <w:numId w:val="2"/>
+              </w:numPr>
+              <w:tabs>
+                <w:tab w:val="center" w:pos="4513"/>
+                <w:tab w:val="left" w:pos="5844"/>
+              </w:tabs>
+              <w:rPr>
+                <w:sz w:val="20"/>
+                <w:szCs w:val="20"/>
+                <w:lang w:val="en-US"/>
+              </w:rPr>
+            </w:pPr>
+            <w:r>
+              <w:rPr>
+                <w:sz w:val="20"/>
+                <w:szCs w:val="20"/>
+                <w:lang w:val="en-US"/>
+              </w:rPr>
+              <w:t>Are we implementing mocap body suit for GMR</w:t>
+            </w:r>
+          </w:p>
+          <w:p>
+            <w:pPr>
+              <w:pStyle w:val="ListParagraph"/>
+              <w:numPr>
+                <w:ilvl w:val="0"/>
+                <w:numId w:val="2"/>
+              </w:numPr>
+              <w:tabs>
+                <w:tab w:val="center" w:pos="4513"/>
+                <w:tab w:val="left" w:pos="5844"/>
+              </w:tabs>
+              <w:rPr>
+                <w:sz w:val="20"/>
+                <w:szCs w:val="20"/>
+                <w:lang w:val="en-US"/>
+              </w:rPr>
+            </w:pPr>
+            <w:r>
+              <w:rPr>
+                <w:sz w:val="20"/>
+                <w:szCs w:val="20"/>
+                <w:lang w:val="en-US"/>
+              </w:rPr>
+              <w:t xml:space="preserve">Do we have time </w:t>
+            </w:r>
+            <w:r>
+              <w:rPr>
+                <w:sz w:val="20"/>
+                <w:szCs w:val="20"/>
+                <w:lang w:val="en-US"/>
+              </w:rPr>
+              <w:t>for the body suit</w:t>
+            </w:r>
+          </w:p>
+          <w:p>
+            <w:pPr>
+              <w:pStyle w:val="ListParagraph"/>
+              <w:numPr>
+                <w:ilvl w:val="0"/>
+                <w:numId w:val="2"/>
+              </w:numPr>
+              <w:tabs>
+                <w:tab w:val="center" w:pos="4513"/>
+                <w:tab w:val="left" w:pos="5844"/>
+              </w:tabs>
+              <w:rPr>
+                <w:sz w:val="20"/>
+                <w:szCs w:val="20"/>
+                <w:lang w:val="en-US"/>
+              </w:rPr>
+            </w:pPr>
+            <w:r>
+              <w:rPr>
+                <w:sz w:val="20"/>
+                <w:szCs w:val="20"/>
+                <w:lang w:val="en-US"/>
+              </w:rPr>
+              <w:t xml:space="preserve">Check if we should use CycloneDDS </w:t>
+            </w:r>
+          </w:p>
+          <w:p>
+            <w:pPr>
+              <w:pStyle w:val="ListParagraph"/>
+              <w:numPr>
+                <w:ilvl w:val="0"/>
+                <w:numId w:val="2"/>
+              </w:numPr>
+              <w:tabs>
+                <w:tab w:val="center" w:pos="4513"/>
+                <w:tab w:val="left" w:pos="5844"/>
+              </w:tabs>
+              <w:rPr>
+                <w:sz w:val="20"/>
+                <w:szCs w:val="20"/>
+                <w:lang w:val="en-US"/>
+              </w:rPr>
+            </w:pPr>
+            <w:r>
+              <w:rPr>
+                <w:sz w:val="20"/>
+                <w:szCs w:val="20"/>
+                <w:lang w:val="en-US"/>
+              </w:rPr>
+              <w:t xml:space="preserve">Double check method of installment (pip or </w:t>
+            </w:r>
+            <w:r>
+              <w:rPr>
+                <w:sz w:val="20"/>
+                <w:szCs w:val="20"/>
+                <w:lang w:val="en-US"/>
+              </w:rPr>
+              <w:t>git clone install)</w:t>
+            </w:r>
+          </w:p>
+          <w:p>
+            <w:pPr>
+              <w:pStyle w:val="ListParagraph"/>
+              <w:numPr>
+                <w:ilvl w:val="0"/>
+                <w:numId w:val="2"/>
+              </w:numPr>
+              <w:tabs>
+                <w:tab w:val="center" w:pos="4513"/>
+                <w:tab w:val="left" w:pos="5844"/>
+              </w:tabs>
+              <w:rPr>
+                <w:sz w:val="20"/>
+                <w:szCs w:val="20"/>
+                <w:lang w:val="en-US"/>
+              </w:rPr>
+            </w:pPr>
+            <w:r>
+              <w:rPr>
+                <w:sz w:val="20"/>
+                <w:szCs w:val="20"/>
+                <w:lang w:val="en-US"/>
+              </w:rPr>
+              <w:t>Should we install and test everything on Christos ubuntu laptop, or add extra things to be able to run on vm</w:t>
+            </w:r>
+          </w:p>
+          <w:p>
+            <w:pPr>
+              <w:tabs>
+                <w:tab w:val="center" w:pos="4513"/>
+                <w:tab w:val="left" w:pos="5844"/>
+              </w:tabs>
+              <w:ind w:left="360"/>
+              <w:rPr>
+                <w:sz w:val="20"/>
+                <w:szCs w:val="20"/>
+                <w:lang w:val="en-US"/>
+              </w:rPr>
+            </w:pPr>
+          </w:p>
+        </w:tc>
+        <w:tc>
+          <w:tcPr>
+            <w:tcW w:w="3686" w:type="dxa"/>
+          </w:tcPr>
+          <w:p>
+            <w:pPr>
+              <w:pStyle w:val="ListParagraph"/>
+              <w:tabs>
+                <w:tab w:val="center" w:pos="4513"/>
+                <w:tab w:val="left" w:pos="5844"/>
+              </w:tabs>
+              <w:rPr>
+                <w:sz w:val="20"/>
+                <w:szCs w:val="20"/>
+                <w:lang w:val="en-US"/>
+              </w:rPr>
+            </w:pPr>
+          </w:p>
+        </w:tc>
+      </w:tr>
+      <w:tr>
+        <w:tc>
+          <w:tcPr>
+            <w:tcW w:w="822" w:type="dxa"/>
+          </w:tcPr>
+          <w:p>
+            <w:pPr>
+              <w:tabs>
+                <w:tab w:val="center" w:pos="4513"/>
+                <w:tab w:val="left" w:pos="5844"/>
+              </w:tabs>
+              <w:rPr>
+                <w:sz w:val="20"/>
+                <w:szCs w:val="20"/>
+                <w:lang w:val="en-US"/>
+              </w:rPr>
+            </w:pPr>
+            <w:r>
+              <w:rPr>
+                <w:sz w:val="20"/>
+                <w:szCs w:val="20"/>
+                <w:lang w:val="en-US"/>
+              </w:rPr>
+              <w:t>11</w:t>
+            </w:r>
+            <w:r>
+              <w:rPr>
+                <w:sz w:val="20"/>
+                <w:szCs w:val="20"/>
+                <w:lang w:val="en-US"/>
+              </w:rPr>
+              <w:t>20</w:t>
+            </w:r>
+          </w:p>
+        </w:tc>
+        <w:tc>
+          <w:tcPr>
+            <w:tcW w:w="987" w:type="dxa"/>
+          </w:tcPr>
+          <w:p>
+            <w:pPr>
+              <w:tabs>
+                <w:tab w:val="center" w:pos="4513"/>
+                <w:tab w:val="left" w:pos="5844"/>
+              </w:tabs>
+              <w:rPr>
+                <w:sz w:val="20"/>
+                <w:szCs w:val="20"/>
+                <w:lang w:val="en-US"/>
+              </w:rPr>
+            </w:pPr>
+            <w:r>
+              <w:rPr>
+                <w:sz w:val="20"/>
+                <w:szCs w:val="20"/>
+                <w:lang w:val="en-US"/>
+              </w:rPr>
+              <w:t>3</w:t>
+            </w:r>
+          </w:p>
+        </w:tc>
+        <w:tc>
+          <w:tcPr>
+            <w:tcW w:w="2160" w:type="dxa"/>
+          </w:tcPr>
+          <w:p>
+            <w:pPr>
+              <w:tabs>
+                <w:tab w:val="center" w:pos="4513"/>
+                <w:tab w:val="left" w:pos="5844"/>
+              </w:tabs>
+              <w:rPr>
+                <w:sz w:val="20"/>
+                <w:szCs w:val="20"/>
+                <w:lang w:val="en-US"/>
+              </w:rPr>
+            </w:pPr>
+            <w:r>
+              <w:rPr>
+                <w:sz w:val="20"/>
+                <w:szCs w:val="20"/>
+                <w:lang w:val="en-US"/>
+              </w:rPr>
+              <w:t>Sub-teams</w:t>
+            </w:r>
+          </w:p>
+        </w:tc>
+        <w:tc>
+          <w:tcPr>
+            <w:tcW w:w="3969" w:type="dxa"/>
+          </w:tcPr>
+          <w:p>
+            <w:pPr>
+              <w:tabs>
+                <w:tab w:val="center" w:pos="4513"/>
+                <w:tab w:val="left" w:pos="5844"/>
+              </w:tabs>
+              <w:rPr>
+                <w:sz w:val="20"/>
+                <w:szCs w:val="20"/>
+                <w:lang w:val="en-US"/>
+              </w:rPr>
+            </w:pPr>
+            <w:r>
+              <w:rPr>
+                <w:sz w:val="20"/>
+                <w:szCs w:val="20"/>
+                <w:lang w:val="en-US"/>
+              </w:rPr>
+              <w:t>Set roles:</w:t>
             </w:r>
           </w:p>
           <w:p>
@@ -659,7 +996,7 @@
                 <w:szCs w:val="20"/>
                 <w:lang w:val="en-US"/>
               </w:rPr>
-              <w:t>the progress</w:t>
+              <w:t>Christo -&gt; testing/documentation</w:t>
             </w:r>
           </w:p>
           <w:p>
@@ -685,7 +1022,7 @@
                 <w:szCs w:val="20"/>
                 <w:lang w:val="en-US"/>
               </w:rPr>
-              <w:t>submission details</w:t>
+              <w:t>Dylan -&gt; project manager/testing</w:t>
             </w:r>
           </w:p>
           <w:p>
@@ -711,121 +1048,9 @@
                 <w:szCs w:val="20"/>
                 <w:lang w:val="en-US"/>
               </w:rPr>
-              <w:t>deadline</w:t>
-            </w:r>
-            <w:r>
-              <w:rPr>
-                <w:sz w:val="20"/>
-                <w:szCs w:val="20"/>
-                <w:lang w:val="en-US"/>
-              </w:rPr>
-              <w:t xml:space="preserve"> </w:t>
-            </w:r>
-          </w:p>
-        </w:tc>
-        <w:tc>
-          <w:tcPr>
-            <w:tcW w:w="3686" w:type="dxa"/>
-          </w:tcPr>
-          <w:p>
-            <w:pPr>
-              <w:pStyle w:val="ListParagraph"/>
-              <w:tabs>
-                <w:tab w:val="center" w:pos="4513"/>
-                <w:tab w:val="left" w:pos="5844"/>
-              </w:tabs>
-              <w:rPr>
-                <w:sz w:val="20"/>
-                <w:szCs w:val="20"/>
-                <w:lang w:val="en-US"/>
-              </w:rPr>
-            </w:pPr>
-          </w:p>
-        </w:tc>
-      </w:tr>
-      <w:tr>
-        <w:tc>
-          <w:tcPr>
-            <w:tcW w:w="822" w:type="dxa"/>
-          </w:tcPr>
-          <w:p>
-            <w:pPr>
-              <w:tabs>
-                <w:tab w:val="center" w:pos="4513"/>
-                <w:tab w:val="left" w:pos="5844"/>
-              </w:tabs>
-              <w:rPr>
-                <w:sz w:val="20"/>
-                <w:szCs w:val="20"/>
-                <w:lang w:val="en-US"/>
-              </w:rPr>
-            </w:pPr>
-            <w:r>
-              <w:rPr>
-                <w:sz w:val="20"/>
-                <w:szCs w:val="20"/>
-                <w:lang w:val="en-US"/>
-              </w:rPr>
-              <w:t>1115</w:t>
-            </w:r>
-          </w:p>
-        </w:tc>
-        <w:tc>
-          <w:tcPr>
-            <w:tcW w:w="987" w:type="dxa"/>
-          </w:tcPr>
-          <w:p>
-            <w:pPr>
-              <w:tabs>
-                <w:tab w:val="center" w:pos="4513"/>
-                <w:tab w:val="left" w:pos="5844"/>
-              </w:tabs>
-              <w:rPr>
-                <w:sz w:val="20"/>
-                <w:szCs w:val="20"/>
-                <w:lang w:val="en-US"/>
-              </w:rPr>
-            </w:pPr>
-            <w:r>
-              <w:rPr>
-                <w:sz w:val="20"/>
-                <w:szCs w:val="20"/>
-                <w:lang w:val="en-US"/>
-              </w:rPr>
-              <w:t>3</w:t>
-            </w:r>
-          </w:p>
-        </w:tc>
-        <w:tc>
-          <w:tcPr>
-            <w:tcW w:w="2160" w:type="dxa"/>
-          </w:tcPr>
-          <w:p>
-            <w:pPr>
-              <w:tabs>
-                <w:tab w:val="center" w:pos="4513"/>
-                <w:tab w:val="left" w:pos="5844"/>
-              </w:tabs>
-              <w:rPr>
-                <w:sz w:val="20"/>
-                <w:szCs w:val="20"/>
-                <w:lang w:val="en-US"/>
-              </w:rPr>
-            </w:pPr>
-            <w:r>
-              <w:rPr>
-                <w:sz w:val="20"/>
-                <w:szCs w:val="20"/>
-                <w:lang w:val="en-US"/>
-              </w:rPr>
-              <w:t xml:space="preserve">Mentor </w:t>
-            </w:r>
-          </w:p>
-        </w:tc>
-        <w:tc>
-          <w:tcPr>
-            <w:tcW w:w="3969" w:type="dxa"/>
-          </w:tcPr>
+              <w:t>Lithasa -&gt; Developer (to be project manager next sprint)</w:t>
+            </w:r>
+          </w:p>
           <w:p>
             <w:pPr>
               <w:pStyle w:val="ListParagraph"/>
@@ -849,23 +1074,7 @@
                 <w:szCs w:val="20"/>
                 <w:lang w:val="en-US"/>
               </w:rPr>
-              <w:t>Set preference to be online meeting</w:t>
-            </w:r>
-            <w:r>
-              <w:rPr>
-                <w:sz w:val="20"/>
-                <w:szCs w:val="20"/>
-                <w:lang w:val="en-US"/>
-              </w:rPr>
-              <w:t xml:space="preserve">, Wednesday </w:t>
-            </w:r>
-            <w:r>
-              <w:rPr>
-                <w:sz w:val="20"/>
-                <w:szCs w:val="20"/>
-                <w:lang w:val="en-US"/>
-              </w:rPr>
-              <w:t>or secondary option: Monday</w:t>
+              <w:t>Terry -&gt; Developer</w:t>
             </w:r>
           </w:p>
           <w:p>
@@ -889,19 +1098,10 @@
               <w:rPr>
                 <w:sz w:val="20"/>
                 <w:szCs w:val="20"/>
-              </w:rPr>
-              <w:t xml:space="preserve">Kevin Cope </w:t>
-            </w:r>
-            <w:hyperlink r:id="rId5" w:history="1">
-              <w:r>
-                <w:rPr>
-                  <w:rStyle w:val="Hyperlink"/>
-                  <w:sz w:val="20"/>
-                  <w:szCs w:val="20"/>
-                </w:rPr>
-                <w:t>Kevin.Cope@rct-global.com</w:t>
-              </w:r>
-            </w:hyperlink>
+                <w:lang w:val="en-US"/>
+              </w:rPr>
+              <w:t>Murphy -&gt; Developer</w:t>
+            </w:r>
           </w:p>
           <w:p>
             <w:pPr>
@@ -926,7 +1126,7 @@
                 <w:szCs w:val="20"/>
                 <w:lang w:val="en-US"/>
               </w:rPr>
-              <w:t>Discussed questions to ask</w:t>
+              <w:t>Dhava -&gt; Developer</w:t>
             </w:r>
           </w:p>
         </w:tc>
@@ -934,6 +1134,252 @@
           <w:tcPr>
             <w:tcW w:w="3686" w:type="dxa"/>
           </w:tcPr>
+          <w:p>
+            <w:pPr>
+              <w:tabs>
+                <w:tab w:val="center" w:pos="4513"/>
+                <w:tab w:val="left" w:pos="5844"/>
+              </w:tabs>
+              <w:rPr>
+                <w:sz w:val="20"/>
+                <w:szCs w:val="20"/>
+                <w:lang w:val="en-US"/>
+              </w:rPr>
+            </w:pPr>
+            <w:r>
+              <w:rPr>
+                <w:sz w:val="20"/>
+                <w:szCs w:val="20"/>
+                <w:lang w:val="en-US"/>
+              </w:rPr>
+              <w:t>All team members to install cyclone dds and unitree_mujoco</w:t>
+            </w:r>
+          </w:p>
+          <w:p>
+            <w:pPr>
+              <w:tabs>
+                <w:tab w:val="center" w:pos="4513"/>
+                <w:tab w:val="left" w:pos="5844"/>
+              </w:tabs>
+              <w:rPr>
+                <w:sz w:val="20"/>
+                <w:szCs w:val="20"/>
+                <w:lang w:val="en-US"/>
+              </w:rPr>
+            </w:pPr>
+          </w:p>
+          <w:p>
+            <w:pPr>
+              <w:tabs>
+                <w:tab w:val="center" w:pos="4513"/>
+                <w:tab w:val="left" w:pos="5844"/>
+              </w:tabs>
+              <w:rPr>
+                <w:sz w:val="20"/>
+                <w:szCs w:val="20"/>
+                <w:lang w:val="en-US"/>
+              </w:rPr>
+            </w:pPr>
+            <w:r>
+              <w:rPr>
+                <w:sz w:val="20"/>
+                <w:szCs w:val="20"/>
+                <w:lang w:val="en-US"/>
+              </w:rPr>
+              <w:t>All developers to comment code</w:t>
+            </w:r>
+          </w:p>
+          <w:p>
+            <w:pPr>
+              <w:tabs>
+                <w:tab w:val="center" w:pos="4513"/>
+                <w:tab w:val="left" w:pos="5844"/>
+              </w:tabs>
+              <w:rPr>
+                <w:sz w:val="20"/>
+                <w:szCs w:val="20"/>
+                <w:lang w:val="en-US"/>
+              </w:rPr>
+            </w:pPr>
+          </w:p>
+          <w:p>
+            <w:pPr>
+              <w:tabs>
+                <w:tab w:val="center" w:pos="4513"/>
+                <w:tab w:val="left" w:pos="5844"/>
+              </w:tabs>
+              <w:rPr>
+                <w:sz w:val="20"/>
+                <w:szCs w:val="20"/>
+                <w:lang w:val="en-US"/>
+              </w:rPr>
+            </w:pPr>
+            <w:r>
+              <w:rPr>
+                <w:sz w:val="20"/>
+                <w:szCs w:val="20"/>
+                <w:lang w:val="en-US"/>
+              </w:rPr>
+              <w:t>Lithasa to create version for pip install mujoco</w:t>
+            </w:r>
+          </w:p>
+          <w:p>
+            <w:pPr>
+              <w:tabs>
+                <w:tab w:val="center" w:pos="4513"/>
+                <w:tab w:val="left" w:pos="5844"/>
+              </w:tabs>
+              <w:rPr>
+                <w:sz w:val="20"/>
+                <w:szCs w:val="20"/>
+                <w:lang w:val="en-US"/>
+              </w:rPr>
+            </w:pPr>
+          </w:p>
+          <w:p>
+            <w:pPr>
+              <w:tabs>
+                <w:tab w:val="center" w:pos="4513"/>
+                <w:tab w:val="left" w:pos="5844"/>
+              </w:tabs>
+              <w:rPr>
+                <w:sz w:val="20"/>
+                <w:szCs w:val="20"/>
+                <w:lang w:val="en-US"/>
+              </w:rPr>
+            </w:pPr>
+            <w:r>
+              <w:rPr>
+                <w:sz w:val="20"/>
+                <w:szCs w:val="20"/>
+                <w:lang w:val="en-US"/>
+              </w:rPr>
+              <w:t>Finalise product by 7</w:t>
+            </w:r>
+            <w:r>
+              <w:rPr>
+                <w:sz w:val="20"/>
+                <w:szCs w:val="20"/>
+                <w:vertAlign w:val="superscript"/>
+                <w:lang w:val="en-US"/>
+              </w:rPr>
+              <w:t>th</w:t>
+            </w:r>
+            <w:r>
+              <w:rPr>
+                <w:sz w:val="20"/>
+                <w:szCs w:val="20"/>
+                <w:lang w:val="en-US"/>
+              </w:rPr>
+              <w:t xml:space="preserve"> October</w:t>
+            </w:r>
+          </w:p>
+        </w:tc>
+      </w:tr>
+      <w:tr>
+        <w:tc>
+          <w:tcPr>
+            <w:tcW w:w="822" w:type="dxa"/>
+          </w:tcPr>
+          <w:p>
+            <w:pPr>
+              <w:tabs>
+                <w:tab w:val="center" w:pos="4513"/>
+                <w:tab w:val="left" w:pos="5844"/>
+              </w:tabs>
+              <w:rPr>
+                <w:sz w:val="20"/>
+                <w:szCs w:val="20"/>
+                <w:lang w:val="en-US"/>
+              </w:rPr>
+            </w:pPr>
+            <w:r>
+              <w:rPr>
+                <w:sz w:val="20"/>
+                <w:szCs w:val="20"/>
+                <w:lang w:val="en-US"/>
+              </w:rPr>
+              <w:t>1135</w:t>
+            </w:r>
+          </w:p>
+        </w:tc>
+        <w:tc>
+          <w:tcPr>
+            <w:tcW w:w="987" w:type="dxa"/>
+          </w:tcPr>
+          <w:p>
+            <w:pPr>
+              <w:tabs>
+                <w:tab w:val="center" w:pos="4513"/>
+                <w:tab w:val="left" w:pos="5844"/>
+              </w:tabs>
+              <w:rPr>
+                <w:sz w:val="20"/>
+                <w:szCs w:val="20"/>
+                <w:lang w:val="en-US"/>
+              </w:rPr>
+            </w:pPr>
+            <w:r>
+              <w:rPr>
+                <w:sz w:val="20"/>
+                <w:szCs w:val="20"/>
+                <w:lang w:val="en-US"/>
+              </w:rPr>
+              <w:t>4</w:t>
+            </w:r>
+          </w:p>
+        </w:tc>
+        <w:tc>
+          <w:tcPr>
+            <w:tcW w:w="2160" w:type="dxa"/>
+          </w:tcPr>
+          <w:p>
+            <w:pPr>
+              <w:tabs>
+                <w:tab w:val="center" w:pos="4513"/>
+                <w:tab w:val="left" w:pos="5844"/>
+              </w:tabs>
+              <w:rPr>
+                <w:sz w:val="20"/>
+                <w:szCs w:val="20"/>
+                <w:lang w:val="en-US"/>
+              </w:rPr>
+            </w:pPr>
+            <w:r>
+              <w:rPr>
+                <w:sz w:val="20"/>
+                <w:szCs w:val="20"/>
+                <w:lang w:val="en-US"/>
+              </w:rPr>
+              <w:t>Mentor/auditor</w:t>
+            </w:r>
+          </w:p>
+        </w:tc>
+        <w:tc>
+          <w:tcPr>
+            <w:tcW w:w="3969" w:type="dxa"/>
+          </w:tcPr>
+          <w:p>
+            <w:pPr>
+              <w:tabs>
+                <w:tab w:val="center" w:pos="4513"/>
+                <w:tab w:val="left" w:pos="5844"/>
+              </w:tabs>
+              <w:rPr>
+                <w:sz w:val="20"/>
+                <w:szCs w:val="20"/>
+                <w:lang w:val="en-US"/>
+              </w:rPr>
+            </w:pPr>
+            <w:r>
+              <w:rPr>
+                <w:sz w:val="20"/>
+                <w:szCs w:val="20"/>
+                <w:lang w:val="en-US"/>
+              </w:rPr>
+              <w:t>Recorded questions:</w:t>
+            </w:r>
+          </w:p>
           <w:p>
             <w:pPr>
               <w:pStyle w:val="ListParagraph"/>
@@ -957,29 +1403,33 @@
                 <w:szCs w:val="20"/>
                 <w:lang w:val="en-US"/>
               </w:rPr>
-              <w:t>Questions:</w:t>
-            </w:r>
-          </w:p>
-          <w:p>
-            <w:pPr>
-              <w:pStyle w:val="ListParagraph"/>
-              <w:tabs>
-                <w:tab w:val="center" w:pos="4513"/>
-                <w:tab w:val="left" w:pos="5844"/>
-              </w:tabs>
-              <w:rPr>
-                <w:sz w:val="20"/>
-                <w:szCs w:val="20"/>
-                <w:lang w:val="en-US"/>
-              </w:rPr>
-            </w:pPr>
-            <w:r>
-              <w:rPr>
-                <w:sz w:val="20"/>
-                <w:szCs w:val="20"/>
-                <w:lang w:val="en-US"/>
-              </w:rPr>
-              <w:t>Progress check</w:t>
+              <w:t>Auditor: Check grade for sprint 1</w:t>
+            </w:r>
+          </w:p>
+        </w:tc>
+        <w:tc>
+          <w:tcPr>
+            <w:tcW w:w="3686" w:type="dxa"/>
+          </w:tcPr>
+          <w:p>
+            <w:pPr>
+              <w:tabs>
+                <w:tab w:val="center" w:pos="4513"/>
+                <w:tab w:val="left" w:pos="5844"/>
+              </w:tabs>
+              <w:rPr>
+                <w:sz w:val="20"/>
+                <w:szCs w:val="20"/>
+                <w:lang w:val="en-US"/>
+              </w:rPr>
+            </w:pPr>
+            <w:r>
+              <w:rPr>
+                <w:sz w:val="20"/>
+                <w:szCs w:val="20"/>
+                <w:lang w:val="en-US"/>
+              </w:rPr>
+              <w:t>Contact mentor via teams if any new questions arise</w:t>
             </w:r>
           </w:p>
         </w:tc>
@@ -1007,7 +1457,15 @@
                 <w:szCs w:val="20"/>
                 <w:lang w:val="en-US"/>
               </w:rPr>
-              <w:t>1135</w:t>
+              <w:t>114</w:t>
+            </w:r>
+            <w:r>
+              <w:rPr>
+                <w:sz w:val="20"/>
+                <w:szCs w:val="20"/>
+                <w:lang w:val="en-US"/>
+              </w:rPr>
+              <w:t>0</w:t>
             </w:r>
           </w:p>
         </w:tc>
@@ -1033,7 +1491,7 @@
                 <w:szCs w:val="20"/>
                 <w:lang w:val="en-US"/>
               </w:rPr>
-              <w:t>4</w:t>
+              <w:t>5</w:t>
             </w:r>
           </w:p>
         </w:tc>
@@ -1059,7 +1517,7 @@
                 <w:szCs w:val="20"/>
                 <w:lang w:val="en-US"/>
               </w:rPr>
-              <w:t>Roles</w:t>
+              <w:t xml:space="preserve">Sprint 2 </w:t>
             </w:r>
           </w:p>
         </w:tc>
@@ -1067,6 +1525,27 @@
           <w:tcPr>
             <w:tcW w:w="3969" w:type="dxa"/>
           </w:tcPr>
+          <w:p>
+            <w:pPr>
+              <w:tabs>
+                <w:tab w:val="center" w:pos="4513"/>
+                <w:tab w:val="left" w:pos="5844"/>
+              </w:tabs>
+              <w:rPr>
+                <w:sz w:val="20"/>
+                <w:szCs w:val="20"/>
+                <w:lang w:val="en-US"/>
+              </w:rPr>
+            </w:pPr>
+            <w:r>
+              <w:rPr>
+                <w:sz w:val="20"/>
+                <w:szCs w:val="20"/>
+                <w:lang w:val="en-US"/>
+              </w:rPr>
+              <w:t>Allocated roles:</w:t>
+            </w:r>
+          </w:p>
           <w:p>
             <w:pPr>
               <w:pStyle w:val="ListParagraph"/>
@@ -1090,15 +1569,7 @@
                 <w:szCs w:val="20"/>
                 <w:lang w:val="en-US"/>
               </w:rPr>
-              <w:t xml:space="preserve">Gestures are prototyped, need to tweak </w:t>
-            </w:r>
-            <w:r>
-              <w:rPr>
-                <w:sz w:val="20"/>
-                <w:szCs w:val="20"/>
-                <w:lang w:val="en-US"/>
-              </w:rPr>
-              <w:t>threshold</w:t>
+              <w:t>Dylan -&gt; Record minutes</w:t>
             </w:r>
           </w:p>
           <w:p>
@@ -1124,7 +1595,7 @@
                 <w:szCs w:val="20"/>
                 <w:lang w:val="en-US"/>
               </w:rPr>
-              <w:t>Need to combine the two sub-team’s tasks</w:t>
+              <w:t>Christo -&gt; Retrospective</w:t>
             </w:r>
           </w:p>
           <w:p>
@@ -1150,7 +1621,7 @@
                 <w:szCs w:val="20"/>
                 <w:lang w:val="en-US"/>
               </w:rPr>
-              <w:t>Get mujocode running and experiment</w:t>
+              <w:t>Lithas and Murphy -&gt; Story</w:t>
             </w:r>
           </w:p>
           <w:p>
@@ -1176,7 +1647,7 @@
                 <w:szCs w:val="20"/>
                 <w:lang w:val="en-US"/>
               </w:rPr>
-              <w:t>Discussed needing to research GMR</w:t>
+              <w:t>Terry and Dhava -&gt; Client documents</w:t>
             </w:r>
           </w:p>
         </w:tc>
@@ -1186,28 +1657,23 @@
           </w:tcPr>
           <w:p>
             <w:pPr>
-              <w:pStyle w:val="ListParagraph"/>
-              <w:numPr>
-                <w:ilvl w:val="0"/>
-                <w:numId w:val="1"/>
-              </w:numPr>
-              <w:tabs>
-                <w:tab w:val="center" w:pos="4513"/>
-                <w:tab w:val="left" w:pos="5844"/>
-              </w:tabs>
-              <w:rPr>
-                <w:sz w:val="20"/>
-                <w:szCs w:val="20"/>
-                <w:lang w:val="en-US"/>
-              </w:rPr>
-            </w:pPr>
-            <w:r>
-              <w:rPr>
-                <w:sz w:val="20"/>
-                <w:szCs w:val="20"/>
-                <w:lang w:val="en-US"/>
-              </w:rPr>
-              <w:t xml:space="preserve">Mujoco to get robot to respond to the gestures </w:t>
+              <w:tabs>
+                <w:tab w:val="center" w:pos="4513"/>
+                <w:tab w:val="left" w:pos="5844"/>
+              </w:tabs>
+              <w:rPr>
+                <w:sz w:val="20"/>
+                <w:szCs w:val="20"/>
+                <w:lang w:val="en-US"/>
+              </w:rPr>
+            </w:pPr>
+            <w:r>
+              <w:rPr>
+                <w:sz w:val="20"/>
+                <w:szCs w:val="20"/>
+                <w:lang w:val="en-US"/>
+              </w:rPr>
+              <w:t>Christo to send Dylan Retrospective</w:t>
             </w:r>
           </w:p>
         </w:tc>
@@ -1235,26 +1701,8 @@
                 <w:szCs w:val="20"/>
                 <w:lang w:val="en-US"/>
               </w:rPr>
-              <w:t>1145</w:t>
-            </w:r>
-          </w:p>
-        </w:tc>
-        <w:tc>
-          <w:tcPr>
-            <w:tcW w:w="987" w:type="dxa"/>
-          </w:tcPr>
-          <w:p>
-            <w:pPr>
-              <w:tabs>
-                <w:tab w:val="center" w:pos="4513"/>
-                <w:tab w:val="left" w:pos="5844"/>
-              </w:tabs>
-              <w:rPr>
-                <w:sz w:val="20"/>
-                <w:szCs w:val="20"/>
-                <w:lang w:val="en-US"/>
-              </w:rPr>
-            </w:pPr>
+              <w:t>115</w:t>
+            </w:r>
             <w:r>
               <w:rPr>
                 <w:sz w:val="20"/>
@@ -1262,117 +1710,6 @@
                 <w:lang w:val="en-US"/>
               </w:rPr>
               <w:t>5</w:t>
-            </w:r>
-          </w:p>
-        </w:tc>
-        <w:tc>
-          <w:tcPr>
-            <w:tcW w:w="2160" w:type="dxa"/>
-          </w:tcPr>
-          <w:p>
-            <w:pPr>
-              <w:tabs>
-                <w:tab w:val="center" w:pos="4513"/>
-                <w:tab w:val="left" w:pos="5844"/>
-              </w:tabs>
-              <w:rPr>
-                <w:sz w:val="20"/>
-                <w:szCs w:val="20"/>
-                <w:lang w:val="en-US"/>
-              </w:rPr>
-            </w:pPr>
-            <w:r>
-              <w:rPr>
-                <w:sz w:val="20"/>
-                <w:szCs w:val="20"/>
-                <w:lang w:val="en-US"/>
-              </w:rPr>
-              <w:t>Client</w:t>
-            </w:r>
-          </w:p>
-        </w:tc>
-        <w:tc>
-          <w:tcPr>
-            <w:tcW w:w="3969" w:type="dxa"/>
-          </w:tcPr>
-          <w:p>
-            <w:pPr>
-              <w:pStyle w:val="ListParagraph"/>
-              <w:numPr>
-                <w:ilvl w:val="0"/>
-                <w:numId w:val="1"/>
-              </w:numPr>
-              <w:tabs>
-                <w:tab w:val="center" w:pos="4513"/>
-                <w:tab w:val="left" w:pos="5844"/>
-              </w:tabs>
-              <w:rPr>
-                <w:sz w:val="20"/>
-                <w:szCs w:val="20"/>
-                <w:lang w:val="en-US"/>
-              </w:rPr>
-            </w:pPr>
-            <w:r>
-              <w:rPr>
-                <w:sz w:val="20"/>
-                <w:szCs w:val="20"/>
-                <w:lang w:val="en-US"/>
-              </w:rPr>
-              <w:t xml:space="preserve">Plan to demo the gestures </w:t>
-            </w:r>
-            <w:r>
-              <w:rPr>
-                <w:sz w:val="20"/>
-                <w:szCs w:val="20"/>
-                <w:lang w:val="en-US"/>
-              </w:rPr>
-              <w:t>and the skeleton mapping proof of concept.</w:t>
-            </w:r>
-          </w:p>
-        </w:tc>
-        <w:tc>
-          <w:tcPr>
-            <w:tcW w:w="3686" w:type="dxa"/>
-          </w:tcPr>
-          <w:p>
-            <w:pPr>
-              <w:tabs>
-                <w:tab w:val="center" w:pos="4513"/>
-                <w:tab w:val="left" w:pos="5844"/>
-              </w:tabs>
-              <w:rPr>
-                <w:sz w:val="20"/>
-                <w:szCs w:val="20"/>
-                <w:lang w:val="en-US"/>
-              </w:rPr>
-            </w:pPr>
-          </w:p>
-        </w:tc>
-      </w:tr>
-      <w:tr>
-        <w:tc>
-          <w:tcPr>
-            <w:tcW w:w="822" w:type="dxa"/>
-          </w:tcPr>
-          <w:p>
-            <w:pPr>
-              <w:tabs>
-                <w:tab w:val="center" w:pos="4513"/>
-                <w:tab w:val="left" w:pos="5844"/>
-              </w:tabs>
-              <w:rPr>
-                <w:sz w:val="20"/>
-                <w:szCs w:val="20"/>
-                <w:lang w:val="en-US"/>
-              </w:rPr>
-            </w:pPr>
-            <w:r>
-              <w:rPr>
-                <w:sz w:val="20"/>
-                <w:szCs w:val="20"/>
-                <w:lang w:val="en-US"/>
-              </w:rPr>
-              <w:t>1155</w:t>
             </w:r>
           </w:p>
         </w:tc>
@@ -1768,6 +2105,118 @@
 <file path=word/numbering.xml><?xml version="1.0" encoding="utf-8"?>
 <w:numbering xmlns:wpc="http://schemas.microsoft.com/office/word/2010/wordprocessingCanvas" xmlns:cx="http://schemas.microsoft.com/office/drawing/2014/chartex" xmlns:cx1="http://schemas.microsoft.com/office/drawing/2015/9/8/chartex" xmlns:cx2="http://schemas.microsoft.com/office/drawing/2015/10/21/chartex" xmlns:cx3="http://schemas.microsoft.com/office/drawing/2016/5/9/chartex" xmlns:cx4="http://schemas.microsoft.com/office/drawing/2016/5/10/chartex" xmlns:cx5="http://schemas.microsoft.com/office/drawing/2016/5/11/chartex" xmlns:cx6="http://schemas.microsoft.com/office/drawing/2016/5/12/chartex" xmlns:cx7="http://schemas.microsoft.com/office/drawing/2016/5/13/chartex" xmlns:cx8="http://schemas.microsoft.com/office/drawing/2016/5/14/chartex" xmlns:mc="http://schemas.openxmlformats.org/markup-compatibility/2006" xmlns:aink="http://schemas.microsoft.com/office/drawing/2016/ink" xmlns:am3d="http://schemas.microsoft.com/office/drawing/2017/model3d" xmlns:o="urn:schemas-microsoft-com:office:office" xmlns:oel="http://schemas.microsoft.com/office/2019/extlst" xmlns:r="http://schemas.openxmlformats.org/officeDocument/2006/relationships" xmlns:m="http://schemas.openxmlformats.org/officeDocument/2006/math" xmlns:v="urn:schemas-microsoft-com:vml" xmlns:wp14="http://schemas.microsoft.com/office/word/2010/wordprocessingDrawing" xmlns:wp="http://schemas.openxmlformats.org/drawingml/2006/wordprocessingDrawing" xmlns:w10="urn:schemas-microsoft-com:office:word" xmlns:w="http://schemas.openxmlformats.org/wordprocessingml/2006/main" xmlns:w14="http://schemas.microsoft.com/office/word/2010/wordml" xmlns:w15="http://schemas.microsoft.com/office/word/2012/wordml" xmlns:w16cex="http://schemas.microsoft.com/office/word/2018/wordml/cex" xmlns:w16cid="http://schemas.microsoft.com/office/word/2016/wordml/cid" xmlns:w16="http://schemas.microsoft.com/office/word/2018/wordml" xmlns:w16du="http://schemas.microsoft.com/office/word/2023/wordml/word16du" xmlns:w16sdtdh="http://schemas.microsoft.com/office/word/2020/wordml/sdtdatahash" xmlns:w16sdtfl="http://schemas.microsoft.com/office/word/2024/wordml/sdtformatlock" xmlns:w16se="http://schemas.microsoft.com/office/word/2015/wordml/symex" xmlns:wpg="http://schemas.microsoft.com/office/word/2010/wordprocessingGroup" xmlns:wpi="http://schemas.microsoft.com/office/word/2010/wordprocessingInk" xmlns:wne="http://schemas.microsoft.com/office/word/2006/wordml" xmlns:wps="http://schemas.microsoft.com/office/word/2010/wordprocessingShape" mc:Ignorable="w14 w15 w16se w16cid w16 w16cex w16sdtdh w16sdtfl w16du wp14">
   <w:abstractNum w:abstractNumId="0" w15:restartNumberingAfterBreak="0">
+    <w:nsid w:val="18505C6D"/>
+    <w:multiLevelType w:val="hybridMultilevel"/>
+    <w:tmpl w:val="8C505FD2"/>
+    <w:lvl w:ilvl="0" w:tplc="D5ACA7BC">
+      <w:numFmt w:val="bullet"/>
+      <w:lvlText w:val="-"/>
+      <w:lvlJc w:val="left"/>
+      <w:pPr>
+        <w:ind w:left="720" w:hanging="360"/>
+      </w:pPr>
+      <w:rPr>
+        <w:rFonts w:ascii="Aptos" w:eastAsiaTheme="minorHAnsi" w:hAnsi="Aptos" w:cstheme="minorBidi" w:hint="default"/>
+      </w:rPr>
+    </w:lvl>
+    <w:lvl w:ilvl="1" w:tplc="0C090003" w:tentative="1">
+      <w:start w:val="1"/>
+      <w:numFmt w:val="bullet"/>
+      <w:lvlText w:val="o"/>
+      <w:lvlJc w:val="left"/>
+      <w:pPr>
+        <w:ind w:left="1440" w:hanging="360"/>
+      </w:pPr>
+      <w:rPr>
+        <w:rFonts w:ascii="Courier New" w:hAnsi="Courier New" w:cs="Courier New" w:hint="default"/>
+      </w:rPr>
+    </w:lvl>
+    <w:lvl w:ilvl="2" w:tplc="0C090005" w:tentative="1">
+      <w:start w:val="1"/>
+      <w:numFmt w:val="bullet"/>
+      <w:lvlText w:val=""/>
+      <w:lvlJc w:val="left"/>
+      <w:pPr>
+        <w:ind w:left="2160" w:hanging="360"/>
+      </w:pPr>
+      <w:rPr>
+        <w:rFonts w:ascii="Wingdings" w:hAnsi="Wingdings" w:hint="default"/>
+      </w:rPr>
+    </w:lvl>
+    <w:lvl w:ilvl="3" w:tplc="0C090001" w:tentative="1">
+      <w:start w:val="1"/>
+      <w:numFmt w:val="bullet"/>
+      <w:lvlText w:val=""/>
+      <w:lvlJc w:val="left"/>
+      <w:pPr>
+        <w:ind w:left="2880" w:hanging="360"/>
+      </w:pPr>
+      <w:rPr>
+        <w:rFonts w:ascii="Symbol" w:hAnsi="Symbol" w:hint="default"/>
+      </w:rPr>
+    </w:lvl>
+    <w:lvl w:ilvl="4" w:tplc="0C090003" w:tentative="1">
+      <w:start w:val="1"/>
+      <w:numFmt w:val="bullet"/>
+      <w:lvlText w:val="o"/>
+      <w:lvlJc w:val="left"/>
+      <w:pPr>
+        <w:ind w:left="3600" w:hanging="360"/>
+      </w:pPr>
+      <w:rPr>
+        <w:rFonts w:ascii="Courier New" w:hAnsi="Courier New" w:cs="Courier New" w:hint="default"/>
+      </w:rPr>
+    </w:lvl>
+    <w:lvl w:ilvl="5" w:tplc="0C090005" w:tentative="1">
+      <w:start w:val="1"/>
+      <w:numFmt w:val="bullet"/>
+      <w:lvlText w:val=""/>
+      <w:lvlJc w:val="left"/>
+      <w:pPr>
+        <w:ind w:left="4320" w:hanging="360"/>
+      </w:pPr>
+      <w:rPr>
+        <w:rFonts w:ascii="Wingdings" w:hAnsi="Wingdings" w:hint="default"/>
+      </w:rPr>
+    </w:lvl>
+    <w:lvl w:ilvl="6" w:tplc="0C090001" w:tentative="1">
+      <w:start w:val="1"/>
+      <w:numFmt w:val="bullet"/>
+      <w:lvlText w:val=""/>
+      <w:lvlJc w:val="left"/>
+      <w:pPr>
+        <w:ind w:left="5040" w:hanging="360"/>
+      </w:pPr>
+      <w:rPr>
+        <w:rFonts w:ascii="Symbol" w:hAnsi="Symbol" w:hint="default"/>
+      </w:rPr>
+    </w:lvl>
+    <w:lvl w:ilvl="7" w:tplc="0C090003" w:tentative="1">
+      <w:start w:val="1"/>
+      <w:numFmt w:val="bullet"/>
+      <w:lvlText w:val="o"/>
+      <w:lvlJc w:val="left"/>
+      <w:pPr>
+        <w:ind w:left="5760" w:hanging="360"/>
+      </w:pPr>
+      <w:rPr>
+        <w:rFonts w:ascii="Courier New" w:hAnsi="Courier New" w:cs="Courier New" w:hint="default"/>
+      </w:rPr>
+    </w:lvl>
+    <w:lvl w:ilvl="8" w:tplc="0C090005" w:tentative="1">
+      <w:start w:val="1"/>
+      <w:numFmt w:val="bullet"/>
+      <w:lvlText w:val=""/>
+      <w:lvlJc w:val="left"/>
+      <w:pPr>
+        <w:ind w:left="6480" w:hanging="360"/>
+      </w:pPr>
+      <w:rPr>
+        <w:rFonts w:ascii="Wingdings" w:hAnsi="Wingdings" w:hint="default"/>
+      </w:rPr>
+    </w:lvl>
+  </w:abstractNum>
+  <w:abstractNum w:abstractNumId="1" w15:restartNumberingAfterBreak="0">
     <w:nsid w:val="3EC6700D"/>
     <w:multiLevelType w:val="hybridMultilevel"/>
     <w:tmpl w:val="82D81680"/>
@@ -1880,6 +2329,9 @@
     </w:lvl>
   </w:abstractNum>
   <w:num w:numId="1" w16cid:durableId="24260457">
+    <w:abstractNumId w:val="1"/>
+  </w:num>
+  <w:num w:numId="2" w16cid:durableId="1891959299">
     <w:abstractNumId w:val="0"/>
   </w:num>
 </w:numbering>

--- a/Documentation/Week 7/Minutes_Group21_Wk7.docx
+++ b/Documentation/Week 7/Minutes_Group21_Wk7.docx
@@ -150,7 +150,21 @@
         <w:rPr>
           <w:lang w:val="en-US"/>
         </w:rPr>
-        <w:t>Dylan, Lithasa, Murphy</w:t>
+        <w:t xml:space="preserve">Dylan, </w:t>
+      </w:r>
+      <w:proofErr w:type="spellStart"/>
+      <w:r>
+        <w:rPr>
+          <w:lang w:val="en-US"/>
+        </w:rPr>
+        <w:t>Lithasa</w:t>
+      </w:r>
+      <w:proofErr w:type="spellEnd"/>
+      <w:r>
+        <w:rPr>
+          <w:lang w:val="en-US"/>
+        </w:rPr>
+        <w:t>, Murphy</w:t>
       </w:r>
     </w:p>
     <w:p>
@@ -173,13 +187,7 @@
         <w:rPr>
           <w:lang w:val="en-US"/>
         </w:rPr>
-        <w:t>Terry</w:t>
-      </w:r>
-      <w:r>
-        <w:rPr>
-          <w:lang w:val="en-US"/>
-        </w:rPr>
-        <w:t xml:space="preserve"> (late)</w:t>
+        <w:t>Terry (late)</w:t>
       </w:r>
     </w:p>
     <w:p>
@@ -204,12 +212,14 @@
         </w:rPr>
         <w:t xml:space="preserve"> </w:t>
       </w:r>
+      <w:proofErr w:type="spellStart"/>
       <w:r>
         <w:rPr>
           <w:lang w:val="en-US"/>
         </w:rPr>
         <w:t>Dhava</w:t>
       </w:r>
+      <w:proofErr w:type="spellEnd"/>
     </w:p>
     <w:p>
       <w:pPr>
@@ -763,7 +773,25 @@
                 <w:szCs w:val="20"/>
                 <w:lang w:val="en-US"/>
               </w:rPr>
-              <w:t xml:space="preserve">Check if we should use CycloneDDS </w:t>
+              <w:t xml:space="preserve">Check if we should use </w:t>
+            </w:r>
+            <w:proofErr w:type="spellStart"/>
+            <w:r>
+              <w:rPr>
+                <w:sz w:val="20"/>
+                <w:szCs w:val="20"/>
+                <w:lang w:val="en-US"/>
+              </w:rPr>
+              <w:t>CycloneDDS</w:t>
+            </w:r>
+            <w:proofErr w:type="spellEnd"/>
+            <w:r>
+              <w:rPr>
+                <w:sz w:val="20"/>
+                <w:szCs w:val="20"/>
+                <w:lang w:val="en-US"/>
+              </w:rPr>
+              <w:t xml:space="preserve"> </w:t>
             </w:r>
           </w:p>
           <w:p>
@@ -823,8 +851,18 @@
                 <w:szCs w:val="20"/>
                 <w:lang w:val="en-US"/>
               </w:rPr>
-              <w:t>Should we install and test everything on Christos ubuntu laptop, or add extra things to be able to run on vm</w:t>
-            </w:r>
+              <w:t xml:space="preserve">Should we install and test everything on Christos ubuntu laptop, or add extra things to be able to run on </w:t>
+            </w:r>
+            <w:proofErr w:type="spellStart"/>
+            <w:r>
+              <w:rPr>
+                <w:sz w:val="20"/>
+                <w:szCs w:val="20"/>
+                <w:lang w:val="en-US"/>
+              </w:rPr>
+              <w:t>vm</w:t>
+            </w:r>
+            <w:proofErr w:type="spellEnd"/>
           </w:p>
           <w:p>
             <w:pPr>
@@ -1042,13 +1080,23 @@
                 <w:lang w:val="en-US"/>
               </w:rPr>
             </w:pPr>
-            <w:r>
-              <w:rPr>
-                <w:sz w:val="20"/>
-                <w:szCs w:val="20"/>
-                <w:lang w:val="en-US"/>
-              </w:rPr>
-              <w:t>Lithasa -&gt; Developer (to be project manager next sprint)</w:t>
+            <w:proofErr w:type="spellStart"/>
+            <w:r>
+              <w:rPr>
+                <w:sz w:val="20"/>
+                <w:szCs w:val="20"/>
+                <w:lang w:val="en-US"/>
+              </w:rPr>
+              <w:t>Lithasa</w:t>
+            </w:r>
+            <w:proofErr w:type="spellEnd"/>
+            <w:r>
+              <w:rPr>
+                <w:sz w:val="20"/>
+                <w:szCs w:val="20"/>
+                <w:lang w:val="en-US"/>
+              </w:rPr>
+              <w:t xml:space="preserve"> -&gt; Developer (to be project manager next sprint)</w:t>
             </w:r>
           </w:p>
           <w:p>
@@ -1120,13 +1168,23 @@
                 <w:lang w:val="en-US"/>
               </w:rPr>
             </w:pPr>
-            <w:r>
-              <w:rPr>
-                <w:sz w:val="20"/>
-                <w:szCs w:val="20"/>
-                <w:lang w:val="en-US"/>
-              </w:rPr>
-              <w:t>Dhava -&gt; Developer</w:t>
+            <w:proofErr w:type="spellStart"/>
+            <w:r>
+              <w:rPr>
+                <w:sz w:val="20"/>
+                <w:szCs w:val="20"/>
+                <w:lang w:val="en-US"/>
+              </w:rPr>
+              <w:t>Dhava</w:t>
+            </w:r>
+            <w:proofErr w:type="spellEnd"/>
+            <w:r>
+              <w:rPr>
+                <w:sz w:val="20"/>
+                <w:szCs w:val="20"/>
+                <w:lang w:val="en-US"/>
+              </w:rPr>
+              <w:t xml:space="preserve"> -&gt; Developer</w:t>
             </w:r>
           </w:p>
         </w:tc>
@@ -1152,8 +1210,36 @@
                 <w:szCs w:val="20"/>
                 <w:lang w:val="en-US"/>
               </w:rPr>
-              <w:t>All team members to install cyclone dds and unitree_mujoco</w:t>
-            </w:r>
+              <w:t xml:space="preserve">All team members to install cyclone </w:t>
+            </w:r>
+            <w:proofErr w:type="spellStart"/>
+            <w:r>
+              <w:rPr>
+                <w:sz w:val="20"/>
+                <w:szCs w:val="20"/>
+                <w:lang w:val="en-US"/>
+              </w:rPr>
+              <w:t>dds</w:t>
+            </w:r>
+            <w:proofErr w:type="spellEnd"/>
+            <w:r>
+              <w:rPr>
+                <w:sz w:val="20"/>
+                <w:szCs w:val="20"/>
+                <w:lang w:val="en-US"/>
+              </w:rPr>
+              <w:t xml:space="preserve"> and </w:t>
+            </w:r>
+            <w:proofErr w:type="spellStart"/>
+            <w:r>
+              <w:rPr>
+                <w:sz w:val="20"/>
+                <w:szCs w:val="20"/>
+                <w:lang w:val="en-US"/>
+              </w:rPr>
+              <w:t>unitree_mujoco</w:t>
+            </w:r>
+            <w:proofErr w:type="spellEnd"/>
           </w:p>
           <w:p>
             <w:pPr>
@@ -1214,47 +1300,77 @@
                 <w:lang w:val="en-US"/>
               </w:rPr>
             </w:pPr>
-            <w:r>
-              <w:rPr>
-                <w:sz w:val="20"/>
-                <w:szCs w:val="20"/>
-                <w:lang w:val="en-US"/>
-              </w:rPr>
-              <w:t>Lithasa to create version for pip install mujoco</w:t>
-            </w:r>
-          </w:p>
-          <w:p>
-            <w:pPr>
-              <w:tabs>
-                <w:tab w:val="center" w:pos="4513"/>
-                <w:tab w:val="left" w:pos="5844"/>
-              </w:tabs>
-              <w:rPr>
-                <w:sz w:val="20"/>
-                <w:szCs w:val="20"/>
-                <w:lang w:val="en-US"/>
-              </w:rPr>
-            </w:pPr>
-          </w:p>
-          <w:p>
-            <w:pPr>
-              <w:tabs>
-                <w:tab w:val="center" w:pos="4513"/>
-                <w:tab w:val="left" w:pos="5844"/>
-              </w:tabs>
-              <w:rPr>
-                <w:sz w:val="20"/>
-                <w:szCs w:val="20"/>
-                <w:lang w:val="en-US"/>
-              </w:rPr>
-            </w:pPr>
-            <w:r>
-              <w:rPr>
-                <w:sz w:val="20"/>
-                <w:szCs w:val="20"/>
-                <w:lang w:val="en-US"/>
-              </w:rPr>
-              <w:t>Finalise product by 7</w:t>
+            <w:proofErr w:type="spellStart"/>
+            <w:r>
+              <w:rPr>
+                <w:sz w:val="20"/>
+                <w:szCs w:val="20"/>
+                <w:lang w:val="en-US"/>
+              </w:rPr>
+              <w:t>Lithasa</w:t>
+            </w:r>
+            <w:proofErr w:type="spellEnd"/>
+            <w:r>
+              <w:rPr>
+                <w:sz w:val="20"/>
+                <w:szCs w:val="20"/>
+                <w:lang w:val="en-US"/>
+              </w:rPr>
+              <w:t xml:space="preserve"> to create version for pip install </w:t>
+            </w:r>
+            <w:proofErr w:type="spellStart"/>
+            <w:r>
+              <w:rPr>
+                <w:sz w:val="20"/>
+                <w:szCs w:val="20"/>
+                <w:lang w:val="en-US"/>
+              </w:rPr>
+              <w:t>mujoco</w:t>
+            </w:r>
+            <w:proofErr w:type="spellEnd"/>
+          </w:p>
+          <w:p>
+            <w:pPr>
+              <w:tabs>
+                <w:tab w:val="center" w:pos="4513"/>
+                <w:tab w:val="left" w:pos="5844"/>
+              </w:tabs>
+              <w:rPr>
+                <w:sz w:val="20"/>
+                <w:szCs w:val="20"/>
+                <w:lang w:val="en-US"/>
+              </w:rPr>
+            </w:pPr>
+          </w:p>
+          <w:p>
+            <w:pPr>
+              <w:tabs>
+                <w:tab w:val="center" w:pos="4513"/>
+                <w:tab w:val="left" w:pos="5844"/>
+              </w:tabs>
+              <w:rPr>
+                <w:sz w:val="20"/>
+                <w:szCs w:val="20"/>
+                <w:lang w:val="en-US"/>
+              </w:rPr>
+            </w:pPr>
+            <w:proofErr w:type="spellStart"/>
+            <w:r>
+              <w:rPr>
+                <w:sz w:val="20"/>
+                <w:szCs w:val="20"/>
+                <w:lang w:val="en-US"/>
+              </w:rPr>
+              <w:t>Finalise</w:t>
+            </w:r>
+            <w:proofErr w:type="spellEnd"/>
+            <w:r>
+              <w:rPr>
+                <w:sz w:val="20"/>
+                <w:szCs w:val="20"/>
+                <w:lang w:val="en-US"/>
+              </w:rPr>
+              <w:t xml:space="preserve"> product by 7</w:t>
             </w:r>
             <w:r>
               <w:rPr>
@@ -1615,13 +1731,31 @@
                 <w:lang w:val="en-US"/>
               </w:rPr>
             </w:pPr>
-            <w:r>
-              <w:rPr>
-                <w:sz w:val="20"/>
-                <w:szCs w:val="20"/>
-                <w:lang w:val="en-US"/>
-              </w:rPr>
-              <w:t>Lithas and Murphy -&gt; Story</w:t>
+            <w:proofErr w:type="spellStart"/>
+            <w:r>
+              <w:rPr>
+                <w:sz w:val="20"/>
+                <w:szCs w:val="20"/>
+                <w:lang w:val="en-US"/>
+              </w:rPr>
+              <w:t>Lithas</w:t>
+            </w:r>
+            <w:r>
+              <w:rPr>
+                <w:sz w:val="20"/>
+                <w:szCs w:val="20"/>
+                <w:lang w:val="en-US"/>
+              </w:rPr>
+              <w:t>a</w:t>
+            </w:r>
+            <w:proofErr w:type="spellEnd"/>
+            <w:r>
+              <w:rPr>
+                <w:sz w:val="20"/>
+                <w:szCs w:val="20"/>
+                <w:lang w:val="en-US"/>
+              </w:rPr>
+              <w:t xml:space="preserve"> and Murphy -&gt; Story</w:t>
             </w:r>
           </w:p>
           <w:p>
@@ -1647,7 +1781,25 @@
                 <w:szCs w:val="20"/>
                 <w:lang w:val="en-US"/>
               </w:rPr>
-              <w:t>Terry and Dhava -&gt; Client documents</w:t>
+              <w:t xml:space="preserve">Terry and </w:t>
+            </w:r>
+            <w:proofErr w:type="spellStart"/>
+            <w:r>
+              <w:rPr>
+                <w:sz w:val="20"/>
+                <w:szCs w:val="20"/>
+                <w:lang w:val="en-US"/>
+              </w:rPr>
+              <w:t>Dhava</w:t>
+            </w:r>
+            <w:proofErr w:type="spellEnd"/>
+            <w:r>
+              <w:rPr>
+                <w:sz w:val="20"/>
+                <w:szCs w:val="20"/>
+                <w:lang w:val="en-US"/>
+              </w:rPr>
+              <w:t xml:space="preserve"> -&gt; Client documents</w:t>
             </w:r>
           </w:p>
         </w:tc>
@@ -1673,7 +1825,25 @@
                 <w:szCs w:val="20"/>
                 <w:lang w:val="en-US"/>
               </w:rPr>
-              <w:t>Christo to send Dylan Retrospective</w:t>
+              <w:t xml:space="preserve">Christo </w:t>
+            </w:r>
+            <w:proofErr w:type="gramStart"/>
+            <w:r>
+              <w:rPr>
+                <w:sz w:val="20"/>
+                <w:szCs w:val="20"/>
+                <w:lang w:val="en-US"/>
+              </w:rPr>
+              <w:t>to send</w:t>
+            </w:r>
+            <w:proofErr w:type="gramEnd"/>
+            <w:r>
+              <w:rPr>
+                <w:sz w:val="20"/>
+                <w:szCs w:val="20"/>
+                <w:lang w:val="en-US"/>
+              </w:rPr>
+              <w:t xml:space="preserve"> Dylan Retrospective</w:t>
             </w:r>
           </w:p>
         </w:tc>
